--- a/System Adminisistration and Security (CPSC 4240)/Discovery3_Benjamin_McDonnough.docx
+++ b/System Adminisistration and Security (CPSC 4240)/Discovery3_Benjamin_McDonnough.docx
@@ -8,6 +8,37 @@
       </w:pPr>
       <w:r>
         <w:t>Discovery 3</w:t>
+      </w:r>
+    </w:p>
+    <w:p>
+      <w:pPr>
+        <w:jc w:val="center"/>
+      </w:pPr>
+    </w:p>
+    <w:p>
+      <w:pPr>
+        <w:jc w:val="center"/>
+      </w:pPr>
+    </w:p>
+    <w:p>
+      <w:pPr>
+        <w:jc w:val="center"/>
+      </w:pPr>
+      <w:r>
+        <w:t>I really hope that this works</w:t>
+      </w:r>
+    </w:p>
+    <w:p>
+      <w:pPr>
+        <w:jc w:val="center"/>
+      </w:pPr>
+    </w:p>
+    <w:p>
+      <w:pPr>
+        <w:jc w:val="center"/>
+      </w:pPr>
+      <w:r>
+        <w:t>Yippee</w:t>
       </w:r>
     </w:p>
     <w:sectPr>

--- a/System Adminisistration and Security (CPSC 4240)/Discovery3_Benjamin_McDonnough.docx
+++ b/System Adminisistration and Security (CPSC 4240)/Discovery3_Benjamin_McDonnough.docx
@@ -39,6 +39,19 @@
       </w:pPr>
       <w:r>
         <w:t>Yippee</w:t>
+      </w:r>
+    </w:p>
+    <w:p>
+      <w:pPr>
+        <w:jc w:val="center"/>
+      </w:pPr>
+    </w:p>
+    <w:p>
+      <w:pPr>
+        <w:jc w:val="center"/>
+      </w:pPr>
+      <w:r>
+        <w:t xml:space="preserve">Showing more changes to make sure that this thing works  </w:t>
       </w:r>
     </w:p>
     <w:sectPr>

--- a/System Adminisistration and Security (CPSC 4240)/Discovery3_Benjamin_McDonnough.docx
+++ b/System Adminisistration and Security (CPSC 4240)/Discovery3_Benjamin_McDonnough.docx
@@ -53,6 +53,27 @@
       <w:r>
         <w:t xml:space="preserve">Showing more changes to make sure that this thing works  </w:t>
       </w:r>
+    </w:p>
+    <w:p>
+      <w:pPr>
+        <w:jc w:val="center"/>
+      </w:pPr>
+      <w:r>
+        <w:t>Trying again</w:t>
+      </w:r>
+    </w:p>
+    <w:p>
+      <w:pPr>
+        <w:jc w:val="center"/>
+      </w:pPr>
+      <w:r>
+        <w:t>Yippee</w:t>
+      </w:r>
+    </w:p>
+    <w:p>
+      <w:pPr>
+        <w:jc w:val="center"/>
+      </w:pPr>
     </w:p>
     <w:sectPr>
       <w:pgSz w:w="12240" w:h="15840"/>

--- a/System Adminisistration and Security (CPSC 4240)/Discovery3_Benjamin_McDonnough.docx
+++ b/System Adminisistration and Security (CPSC 4240)/Discovery3_Benjamin_McDonnough.docx
@@ -69,6 +69,19 @@
       <w:r>
         <w:t>Yippee</w:t>
       </w:r>
+    </w:p>
+    <w:p>
+      <w:pPr>
+        <w:jc w:val="center"/>
+      </w:pPr>
+      <w:r>
+        <w:t>Trying again</w:t>
+      </w:r>
+    </w:p>
+    <w:p>
+      <w:pPr>
+        <w:jc w:val="center"/>
+      </w:pPr>
     </w:p>
     <w:p>
       <w:pPr>

--- a/System Adminisistration and Security (CPSC 4240)/Discovery3_Benjamin_McDonnough.docx
+++ b/System Adminisistration and Security (CPSC 4240)/Discovery3_Benjamin_McDonnough.docx
@@ -76,6 +76,14 @@
       </w:pPr>
       <w:r>
         <w:t>Trying again</w:t>
+      </w:r>
+    </w:p>
+    <w:p>
+      <w:pPr>
+        <w:jc w:val="center"/>
+      </w:pPr>
+      <w:r>
+        <w:t>Yippee it works</w:t>
       </w:r>
     </w:p>
     <w:p>
